--- a/preview/docxs/48-campus-career.docx
+++ b/preview/docxs/48-campus-career.docx
@@ -499,7 +499,7 @@
         </w:rPr>
         <w:t xml:space="preserve">Demo: </w:t>
       </w:r>
-      <w:hyperlink w:history="1" r:id="rId3mohbuwvpetnuhjswmrdm">
+      <w:hyperlink w:history="1" r:id="rId0wide8kbjxhzcnk4rm_6x">
         <w:r>
           <w:rPr>
             <w:color w:val="16a34a"/>
@@ -527,7 +527,7 @@
         </w:rPr>
         <w:t xml:space="preserve">Code: </w:t>
       </w:r>
-      <w:hyperlink w:history="1" r:id="rIdci26mald4auq3reo0duyv">
+      <w:hyperlink w:history="1" r:id="rId_5qc4uv1pbvbkyg-vm5-m">
         <w:r>
           <w:rPr>
             <w:color w:val="16a34a"/>
@@ -617,7 +617,7 @@
         </w:rPr>
         <w:t xml:space="preserve">Demo: </w:t>
       </w:r>
-      <w:hyperlink w:history="1" r:id="rIdxksp6_zmgl0bx-buhwrly">
+      <w:hyperlink w:history="1" r:id="rIdc1b7_hlymr1rzc-vj5yqc">
         <w:r>
           <w:rPr>
             <w:color w:val="16a34a"/>
@@ -1036,7 +1036,7 @@
         </w:rPr>
         <w:t xml:space="preserve">Portfolio: </w:t>
       </w:r>
-      <w:hyperlink w:history="1" r:id="rId4mo_llcwbnqjf4gneehsd">
+      <w:hyperlink w:history="1" r:id="rIdely4wmybxhmwsar0lijst">
         <w:r>
           <w:rPr>
             <w:color w:val="16a34a"/>
